--- a/Отчет по лабораторной работе1.docx
+++ b/Отчет по лабораторной работе1.docx
@@ -1547,7 +1547,7 @@
           <v:shape id="_x0000_i1025" type="#_x0000_t75" style="width:10.2pt;height:16.8pt" o:ole="">
             <v:imagedata r:id="rId6" o:title=""/>
           </v:shape>
-          <o:OLEObject Type="Embed" ProgID="Equation.DSMT4" ShapeID="_x0000_i1025" DrawAspect="Content" ObjectID="_1836495182" r:id="rId7"/>
+          <o:OLEObject Type="Embed" ProgID="Equation.DSMT4" ShapeID="_x0000_i1025" DrawAspect="Content" ObjectID="_1836495413" r:id="rId7"/>
         </w:object>
       </w:r>
       <w:r>
@@ -1637,7 +1637,7 @@
           <v:shape id="_x0000_i1026" type="#_x0000_t75" style="width:43.8pt;height:19.2pt" o:ole="">
             <v:imagedata r:id="rId8" o:title=""/>
           </v:shape>
-          <o:OLEObject Type="Embed" ProgID="Equation.DSMT4" ShapeID="_x0000_i1026" DrawAspect="Content" ObjectID="_1836495183" r:id="rId9"/>
+          <o:OLEObject Type="Embed" ProgID="Equation.DSMT4" ShapeID="_x0000_i1026" DrawAspect="Content" ObjectID="_1836495414" r:id="rId9"/>
         </w:object>
       </w:r>
       <w:r>
@@ -1668,7 +1668,7 @@
           <v:shape id="_x0000_i1027" type="#_x0000_t75" style="width:10.8pt;height:19.2pt" o:ole="">
             <v:imagedata r:id="rId10" o:title=""/>
           </v:shape>
-          <o:OLEObject Type="Embed" ProgID="Equation.DSMT4" ShapeID="_x0000_i1027" DrawAspect="Content" ObjectID="_1836495184" r:id="rId11"/>
+          <o:OLEObject Type="Embed" ProgID="Equation.DSMT4" ShapeID="_x0000_i1027" DrawAspect="Content" ObjectID="_1836495415" r:id="rId11"/>
         </w:object>
       </w:r>
       <w:r>
@@ -1686,7 +1686,7 @@
           <v:shape id="_x0000_i1028" type="#_x0000_t75" style="width:10.2pt;height:12pt" o:ole="">
             <v:imagedata r:id="rId12" o:title=""/>
           </v:shape>
-          <o:OLEObject Type="Embed" ProgID="Equation.DSMT4" ShapeID="_x0000_i1028" DrawAspect="Content" ObjectID="_1836495185" r:id="rId13"/>
+          <o:OLEObject Type="Embed" ProgID="Equation.DSMT4" ShapeID="_x0000_i1028" DrawAspect="Content" ObjectID="_1836495416" r:id="rId13"/>
         </w:object>
       </w:r>
       <w:r>
@@ -1704,7 +1704,7 @@
           <v:shape id="_x0000_i1029" type="#_x0000_t75" style="width:10.8pt;height:19.2pt" o:ole="">
             <v:imagedata r:id="rId14" o:title=""/>
           </v:shape>
-          <o:OLEObject Type="Embed" ProgID="Equation.DSMT4" ShapeID="_x0000_i1029" DrawAspect="Content" ObjectID="_1836495186" r:id="rId15"/>
+          <o:OLEObject Type="Embed" ProgID="Equation.DSMT4" ShapeID="_x0000_i1029" DrawAspect="Content" ObjectID="_1836495417" r:id="rId15"/>
         </w:object>
       </w:r>
       <w:r>
@@ -1734,7 +1734,7 @@
           <v:shape id="_x0000_i1030" type="#_x0000_t75" style="width:30pt;height:16.2pt" o:ole="">
             <v:imagedata r:id="rId16" o:title=""/>
           </v:shape>
-          <o:OLEObject Type="Embed" ProgID="Equation.DSMT4" ShapeID="_x0000_i1030" DrawAspect="Content" ObjectID="_1836495187" r:id="rId17"/>
+          <o:OLEObject Type="Embed" ProgID="Equation.DSMT4" ShapeID="_x0000_i1030" DrawAspect="Content" ObjectID="_1836495418" r:id="rId17"/>
         </w:object>
       </w:r>
       <w:r>
@@ -1761,7 +1761,7 @@
           <v:shape id="_x0000_i1031" type="#_x0000_t75" style="width:49.8pt;height:15pt" o:ole="">
             <v:imagedata r:id="rId18" o:title=""/>
           </v:shape>
-          <o:OLEObject Type="Embed" ProgID="Equation.DSMT4" ShapeID="_x0000_i1031" DrawAspect="Content" ObjectID="_1836495188" r:id="rId19"/>
+          <o:OLEObject Type="Embed" ProgID="Equation.DSMT4" ShapeID="_x0000_i1031" DrawAspect="Content" ObjectID="_1836495419" r:id="rId19"/>
         </w:object>
       </w:r>
       <w:r>
@@ -1813,7 +1813,7 @@
           <v:shape id="_x0000_i1032" type="#_x0000_t75" style="width:369pt;height:81pt" o:ole="">
             <v:imagedata r:id="rId20" o:title=""/>
           </v:shape>
-          <o:OLEObject Type="Embed" ProgID="Equation.DSMT4" ShapeID="_x0000_i1032" DrawAspect="Content" ObjectID="_1836495189" r:id="rId21"/>
+          <o:OLEObject Type="Embed" ProgID="Equation.DSMT4" ShapeID="_x0000_i1032" DrawAspect="Content" ObjectID="_1836495420" r:id="rId21"/>
         </w:object>
       </w:r>
       <w:r>
@@ -1847,7 +1847,7 @@
           <v:shape id="_x0000_i1033" type="#_x0000_t75" style="width:30pt;height:19.2pt" o:ole="">
             <v:imagedata r:id="rId22" o:title=""/>
           </v:shape>
-          <o:OLEObject Type="Embed" ProgID="Equation.DSMT4" ShapeID="_x0000_i1033" DrawAspect="Content" ObjectID="_1836495190" r:id="rId23"/>
+          <o:OLEObject Type="Embed" ProgID="Equation.DSMT4" ShapeID="_x0000_i1033" DrawAspect="Content" ObjectID="_1836495421" r:id="rId23"/>
         </w:object>
       </w:r>
       <w:r>
@@ -1865,7 +1865,7 @@
           <v:shape id="_x0000_i1034" type="#_x0000_t75" style="width:37.8pt;height:18pt" o:ole="">
             <v:imagedata r:id="rId24" o:title=""/>
           </v:shape>
-          <o:OLEObject Type="Embed" ProgID="Equation.DSMT4" ShapeID="_x0000_i1034" DrawAspect="Content" ObjectID="_1836495191" r:id="rId25"/>
+          <o:OLEObject Type="Embed" ProgID="Equation.DSMT4" ShapeID="_x0000_i1034" DrawAspect="Content" ObjectID="_1836495422" r:id="rId25"/>
         </w:object>
       </w:r>
       <w:r>
@@ -1898,7 +1898,7 @@
           <v:shape id="_x0000_i1035" type="#_x0000_t75" style="width:37.8pt;height:15pt" o:ole="">
             <v:imagedata r:id="rId26" o:title=""/>
           </v:shape>
-          <o:OLEObject Type="Embed" ProgID="Equation.DSMT4" ShapeID="_x0000_i1035" DrawAspect="Content" ObjectID="_1836495192" r:id="rId27"/>
+          <o:OLEObject Type="Embed" ProgID="Equation.DSMT4" ShapeID="_x0000_i1035" DrawAspect="Content" ObjectID="_1836495423" r:id="rId27"/>
         </w:object>
       </w:r>
       <w:r>
@@ -1945,7 +1945,7 @@
           <v:shape id="_x0000_i1036" type="#_x0000_t75" style="width:28.8pt;height:15pt" o:ole="">
             <v:imagedata r:id="rId28" o:title=""/>
           </v:shape>
-          <o:OLEObject Type="Embed" ProgID="Equation.DSMT4" ShapeID="_x0000_i1036" DrawAspect="Content" ObjectID="_1836495193" r:id="rId29"/>
+          <o:OLEObject Type="Embed" ProgID="Equation.DSMT4" ShapeID="_x0000_i1036" DrawAspect="Content" ObjectID="_1836495424" r:id="rId29"/>
         </w:object>
       </w:r>
       <w:r>
@@ -1963,7 +1963,7 @@
           <v:shape id="_x0000_i1037" type="#_x0000_t75" style="width:30pt;height:15pt" o:ole="">
             <v:imagedata r:id="rId30" o:title=""/>
           </v:shape>
-          <o:OLEObject Type="Embed" ProgID="Equation.DSMT4" ShapeID="_x0000_i1037" DrawAspect="Content" ObjectID="_1836495194" r:id="rId31"/>
+          <o:OLEObject Type="Embed" ProgID="Equation.DSMT4" ShapeID="_x0000_i1037" DrawAspect="Content" ObjectID="_1836495425" r:id="rId31"/>
         </w:object>
       </w:r>
       <w:r>
@@ -2020,7 +2020,7 @@
           <v:shape id="_x0000_i1038" type="#_x0000_t75" style="width:111pt;height:42pt" o:ole="">
             <v:imagedata r:id="rId32" o:title=""/>
           </v:shape>
-          <o:OLEObject Type="Embed" ProgID="Equation.DSMT4" ShapeID="_x0000_i1038" DrawAspect="Content" ObjectID="_1836495195" r:id="rId33"/>
+          <o:OLEObject Type="Embed" ProgID="Equation.DSMT4" ShapeID="_x0000_i1038" DrawAspect="Content" ObjectID="_1836495426" r:id="rId33"/>
         </w:object>
       </w:r>
       <w:r>
@@ -2089,7 +2089,7 @@
           <v:shape id="_x0000_i1039" type="#_x0000_t75" style="width:207pt;height:49.2pt" o:ole="">
             <v:imagedata r:id="rId34" o:title=""/>
           </v:shape>
-          <o:OLEObject Type="Embed" ProgID="Equation.DSMT4" ShapeID="_x0000_i1039" DrawAspect="Content" ObjectID="_1836495196" r:id="rId35"/>
+          <o:OLEObject Type="Embed" ProgID="Equation.DSMT4" ShapeID="_x0000_i1039" DrawAspect="Content" ObjectID="_1836495427" r:id="rId35"/>
         </w:object>
       </w:r>
       <w:r>
@@ -2132,7 +2132,7 @@
           <v:shape id="_x0000_i1040" type="#_x0000_t75" style="width:16.2pt;height:19.2pt" o:ole="">
             <v:imagedata r:id="rId36" o:title=""/>
           </v:shape>
-          <o:OLEObject Type="Embed" ProgID="Equation.DSMT4" ShapeID="_x0000_i1040" DrawAspect="Content" ObjectID="_1836495197" r:id="rId37"/>
+          <o:OLEObject Type="Embed" ProgID="Equation.DSMT4" ShapeID="_x0000_i1040" DrawAspect="Content" ObjectID="_1836495428" r:id="rId37"/>
         </w:object>
       </w:r>
       <w:r>
@@ -2155,7 +2155,7 @@
           <v:shape id="_x0000_i1041" type="#_x0000_t75" style="width:13.8pt;height:19.2pt" o:ole="">
             <v:imagedata r:id="rId38" o:title=""/>
           </v:shape>
-          <o:OLEObject Type="Embed" ProgID="Equation.DSMT4" ShapeID="_x0000_i1041" DrawAspect="Content" ObjectID="_1836495198" r:id="rId39"/>
+          <o:OLEObject Type="Embed" ProgID="Equation.DSMT4" ShapeID="_x0000_i1041" DrawAspect="Content" ObjectID="_1836495429" r:id="rId39"/>
         </w:object>
       </w:r>
       <w:r>
@@ -2178,7 +2178,7 @@
           <v:shape id="_x0000_i1042" type="#_x0000_t75" style="width:31.8pt;height:15pt" o:ole="">
             <v:imagedata r:id="rId40" o:title=""/>
           </v:shape>
-          <o:OLEObject Type="Embed" ProgID="Equation.DSMT4" ShapeID="_x0000_i1042" DrawAspect="Content" ObjectID="_1836495199" r:id="rId41"/>
+          <o:OLEObject Type="Embed" ProgID="Equation.DSMT4" ShapeID="_x0000_i1042" DrawAspect="Content" ObjectID="_1836495430" r:id="rId41"/>
         </w:object>
       </w:r>
       <w:r>
@@ -2202,7 +2202,7 @@
           <v:shape id="_x0000_i1043" type="#_x0000_t75" style="width:28.8pt;height:15pt" o:ole="">
             <v:imagedata r:id="rId42" o:title=""/>
           </v:shape>
-          <o:OLEObject Type="Embed" ProgID="Equation.DSMT4" ShapeID="_x0000_i1043" DrawAspect="Content" ObjectID="_1836495200" r:id="rId43"/>
+          <o:OLEObject Type="Embed" ProgID="Equation.DSMT4" ShapeID="_x0000_i1043" DrawAspect="Content" ObjectID="_1836495431" r:id="rId43"/>
         </w:object>
       </w:r>
       <w:r>
@@ -2243,7 +2243,7 @@
           <v:shape id="_x0000_i1044" type="#_x0000_t75" style="width:12pt;height:13.2pt" o:ole="">
             <v:imagedata r:id="rId44" o:title=""/>
           </v:shape>
-          <o:OLEObject Type="Embed" ProgID="Equation.DSMT4" ShapeID="_x0000_i1044" DrawAspect="Content" ObjectID="_1836495201" r:id="rId45"/>
+          <o:OLEObject Type="Embed" ProgID="Equation.DSMT4" ShapeID="_x0000_i1044" DrawAspect="Content" ObjectID="_1836495432" r:id="rId45"/>
         </w:object>
       </w:r>
       <w:r>
@@ -2310,7 +2310,7 @@
                 <v:shape id="_x0000_i1045" type="#_x0000_t75" style="width:12pt;height:13.2pt" o:ole="">
                   <v:imagedata r:id="rId44" o:title=""/>
                 </v:shape>
-                <o:OLEObject Type="Embed" ProgID="Equation.DSMT4" ShapeID="_x0000_i1045" DrawAspect="Content" ObjectID="_1836495202" r:id="rId46"/>
+                <o:OLEObject Type="Embed" ProgID="Equation.DSMT4" ShapeID="_x0000_i1045" DrawAspect="Content" ObjectID="_1836495433" r:id="rId46"/>
               </w:object>
             </w:r>
           </w:p>
@@ -2560,7 +2560,7 @@
                 <v:shape id="_x0000_i1046" type="#_x0000_t75" style="width:18pt;height:19.8pt" o:ole="">
                   <v:imagedata r:id="rId47" o:title=""/>
                 </v:shape>
-                <o:OLEObject Type="Embed" ProgID="Equation.DSMT4" ShapeID="_x0000_i1046" DrawAspect="Content" ObjectID="_1836495203" r:id="rId48"/>
+                <o:OLEObject Type="Embed" ProgID="Equation.DSMT4" ShapeID="_x0000_i1046" DrawAspect="Content" ObjectID="_1836495434" r:id="rId48"/>
               </w:object>
             </w:r>
           </w:p>
@@ -2814,7 +2814,7 @@
                 <v:shape id="_x0000_i1047" type="#_x0000_t75" style="width:16.8pt;height:19.8pt" o:ole="">
                   <v:imagedata r:id="rId49" o:title=""/>
                 </v:shape>
-                <o:OLEObject Type="Embed" ProgID="Equation.DSMT4" ShapeID="_x0000_i1047" DrawAspect="Content" ObjectID="_1836495204" r:id="rId50"/>
+                <o:OLEObject Type="Embed" ProgID="Equation.DSMT4" ShapeID="_x0000_i1047" DrawAspect="Content" ObjectID="_1836495435" r:id="rId50"/>
               </w:object>
             </w:r>
           </w:p>
@@ -3079,7 +3079,7 @@
                 <v:shape id="_x0000_i1048" type="#_x0000_t75" style="width:16.2pt;height:19.2pt" o:ole="">
                   <v:imagedata r:id="rId51" o:title=""/>
                 </v:shape>
-                <o:OLEObject Type="Embed" ProgID="Equation.DSMT4" ShapeID="_x0000_i1048" DrawAspect="Content" ObjectID="_1836495205" r:id="rId52"/>
+                <o:OLEObject Type="Embed" ProgID="Equation.DSMT4" ShapeID="_x0000_i1048" DrawAspect="Content" ObjectID="_1836495436" r:id="rId52"/>
               </w:object>
             </w:r>
           </w:p>
@@ -3325,7 +3325,7 @@
                 <v:shape id="_x0000_i1049" type="#_x0000_t75" style="width:13.8pt;height:19.2pt" o:ole="">
                   <v:imagedata r:id="rId53" o:title=""/>
                 </v:shape>
-                <o:OLEObject Type="Embed" ProgID="Equation.DSMT4" ShapeID="_x0000_i1049" DrawAspect="Content" ObjectID="_1836495206" r:id="rId54"/>
+                <o:OLEObject Type="Embed" ProgID="Equation.DSMT4" ShapeID="_x0000_i1049" DrawAspect="Content" ObjectID="_1836495437" r:id="rId54"/>
               </w:object>
             </w:r>
           </w:p>
@@ -3617,7 +3617,7 @@
           <v:shape id="_x0000_i1050" type="#_x0000_t75" style="width:91.8pt;height:40.8pt" o:ole="">
             <v:imagedata r:id="rId55" o:title=""/>
           </v:shape>
-          <o:OLEObject Type="Embed" ProgID="Equation.DSMT4" ShapeID="_x0000_i1050" DrawAspect="Content" ObjectID="_1836495207" r:id="rId56"/>
+          <o:OLEObject Type="Embed" ProgID="Equation.DSMT4" ShapeID="_x0000_i1050" DrawAspect="Content" ObjectID="_1836495438" r:id="rId56"/>
         </w:object>
       </w:r>
       <w:r>
@@ -3648,7 +3648,7 @@
           <v:shape id="_x0000_i1051" type="#_x0000_t75" style="width:13.2pt;height:15pt" o:ole="">
             <v:imagedata r:id="rId57" o:title=""/>
           </v:shape>
-          <o:OLEObject Type="Embed" ProgID="Equation.DSMT4" ShapeID="_x0000_i1051" DrawAspect="Content" ObjectID="_1836495208" r:id="rId58"/>
+          <o:OLEObject Type="Embed" ProgID="Equation.DSMT4" ShapeID="_x0000_i1051" DrawAspect="Content" ObjectID="_1836495439" r:id="rId58"/>
         </w:object>
       </w:r>
       <w:r>
@@ -3678,7 +3678,7 @@
           <v:shape id="_x0000_i1052" type="#_x0000_t75" style="width:48pt;height:16.2pt" o:ole="">
             <v:imagedata r:id="rId59" o:title=""/>
           </v:shape>
-          <o:OLEObject Type="Embed" ProgID="Equation.DSMT4" ShapeID="_x0000_i1052" DrawAspect="Content" ObjectID="_1836495209" r:id="rId60"/>
+          <o:OLEObject Type="Embed" ProgID="Equation.DSMT4" ShapeID="_x0000_i1052" DrawAspect="Content" ObjectID="_1836495440" r:id="rId60"/>
         </w:object>
       </w:r>
       <w:r>
@@ -3696,7 +3696,7 @@
           <v:shape id="_x0000_i1053" type="#_x0000_t75" style="width:31.2pt;height:19.2pt" o:ole="">
             <v:imagedata r:id="rId61" o:title=""/>
           </v:shape>
-          <o:OLEObject Type="Embed" ProgID="Equation.DSMT4" ShapeID="_x0000_i1053" DrawAspect="Content" ObjectID="_1836495210" r:id="rId62"/>
+          <o:OLEObject Type="Embed" ProgID="Equation.DSMT4" ShapeID="_x0000_i1053" DrawAspect="Content" ObjectID="_1836495441" r:id="rId62"/>
         </w:object>
       </w:r>
       <w:r>
@@ -3714,7 +3714,7 @@
           <v:shape id="_x0000_i1054" type="#_x0000_t75" style="width:10.8pt;height:16.2pt" o:ole="">
             <v:imagedata r:id="rId63" o:title=""/>
           </v:shape>
-          <o:OLEObject Type="Embed" ProgID="Equation.DSMT4" ShapeID="_x0000_i1054" DrawAspect="Content" ObjectID="_1836495211" r:id="rId64"/>
+          <o:OLEObject Type="Embed" ProgID="Equation.DSMT4" ShapeID="_x0000_i1054" DrawAspect="Content" ObjectID="_1836495442" r:id="rId64"/>
         </w:object>
       </w:r>
       <w:r>
@@ -3744,7 +3744,7 @@
           <v:shape id="_x0000_i1055" type="#_x0000_t75" style="width:46.8pt;height:19.2pt" o:ole="">
             <v:imagedata r:id="rId65" o:title=""/>
           </v:shape>
-          <o:OLEObject Type="Embed" ProgID="Equation.DSMT4" ShapeID="_x0000_i1055" DrawAspect="Content" ObjectID="_1836495212" r:id="rId66"/>
+          <o:OLEObject Type="Embed" ProgID="Equation.DSMT4" ShapeID="_x0000_i1055" DrawAspect="Content" ObjectID="_1836495443" r:id="rId66"/>
         </w:object>
       </w:r>
       <w:r>
@@ -3762,7 +3762,7 @@
           <v:shape id="_x0000_i1056" type="#_x0000_t75" style="width:10.8pt;height:12pt" o:ole="">
             <v:imagedata r:id="rId67" o:title=""/>
           </v:shape>
-          <o:OLEObject Type="Embed" ProgID="Equation.DSMT4" ShapeID="_x0000_i1056" DrawAspect="Content" ObjectID="_1836495213" r:id="rId68"/>
+          <o:OLEObject Type="Embed" ProgID="Equation.DSMT4" ShapeID="_x0000_i1056" DrawAspect="Content" ObjectID="_1836495444" r:id="rId68"/>
         </w:object>
       </w:r>
       <w:r>
@@ -3798,7 +3798,7 @@
           <v:shape id="_x0000_i1057" type="#_x0000_t75" style="width:30pt;height:16.2pt" o:ole="">
             <v:imagedata r:id="rId16" o:title=""/>
           </v:shape>
-          <o:OLEObject Type="Embed" ProgID="Equation.DSMT4" ShapeID="_x0000_i1057" DrawAspect="Content" ObjectID="_1836495214" r:id="rId69"/>
+          <o:OLEObject Type="Embed" ProgID="Equation.DSMT4" ShapeID="_x0000_i1057" DrawAspect="Content" ObjectID="_1836495445" r:id="rId69"/>
         </w:object>
       </w:r>
       <w:r>
@@ -4075,6 +4075,11 @@
     </w:p>
     <w:p/>
     <w:p>
+      <w:pPr>
+        <w:rPr>
+          <w:lang w:val="en-US"/>
+        </w:rPr>
+      </w:pPr>
       <w:r>
         <w:rPr>
           <w:b/>
@@ -4083,7 +4088,6 @@
         <w:t>Структура программы</w:t>
       </w:r>
     </w:p>
-    <w:p/>
     <w:p>
       <w:r>
         <w:t xml:space="preserve">Основная программа находится в файле </w:t>
@@ -4101,7 +4105,6 @@
         <w:t>.</w:t>
       </w:r>
     </w:p>
-    <w:p/>
     <w:p>
       <w:r>
         <w:t>В ней используются следующие сущности:</w:t>
@@ -4471,12 +4474,12 @@
     </w:p>
     <w:p>
       <w:r>
+        <w:t>4. Полученные значения сравниваются с теоретическими характеристиками распределения.</w:t>
+      </w:r>
+    </w:p>
+    <w:p>
+      <w:r>
         <w:lastRenderedPageBreak/>
-        <w:t>4. Полученные значения сравниваются с теоретическими характеристиками распределения.</w:t>
-      </w:r>
-    </w:p>
-    <w:p>
-      <w:r>
         <w:t xml:space="preserve">5. Для выборок, меньших </w:t>
       </w:r>
       <w:r>
@@ -4800,12 +4803,12 @@
     <w:p/>
     <w:p>
       <w:r>
+        <w:t>- плотность задается через базовую функцию BaseDensity для U-GG-распределения и приводится к сдвиг-масштабному виду параметрами shift_ и scale_;</w:t>
+      </w:r>
+    </w:p>
+    <w:p>
+      <w:r>
         <w:lastRenderedPageBreak/>
-        <w:t>- плотность задается через базовую функцию BaseDensity для U-GG-распределения и приводится к сдвиг-масштабному виду параметрами shift_ и scale_;</w:t>
-      </w:r>
-    </w:p>
-    <w:p>
-      <w:r>
         <w:t>- случайные значения моделируются по представлению x = sign * cbrt(g) / u, где используются гамма-распределение, равномерное распределение и распределение Бернулли;</w:t>
       </w:r>
     </w:p>
@@ -9007,7 +9010,15 @@
           <w:bCs/>
           <w:lang w:val="en-US"/>
         </w:rPr>
-        <w:t>ShiftedExponentialLaplace(shift = 0.5, scale = 1.2, form = 2.0)</w:t>
+        <w:t>U-GG</w:t>
+      </w:r>
+      <w:r>
+        <w:rPr>
+          <w:b/>
+          <w:bCs/>
+          <w:lang w:val="en-US"/>
+        </w:rPr>
+        <w:t>(shift = 0.5, scale = 1.2, form = 2.0)</w:t>
       </w:r>
       <w:r>
         <w:rPr>
@@ -9290,7 +9301,15 @@
           <w:bCs/>
           <w:lang w:val="en-US"/>
         </w:rPr>
-        <w:t>ShiftedExponentialLaplace(shift = 0.5, scale = 1.2, form = 2.0)</w:t>
+        <w:t>U-GG</w:t>
+      </w:r>
+      <w:r>
+        <w:rPr>
+          <w:b/>
+          <w:bCs/>
+          <w:lang w:val="en-US"/>
+        </w:rPr>
+        <w:t>(shift = 0.5, scale = 1.2, form = 2.0)</w:t>
       </w:r>
       <w:r>
         <w:rPr>
